--- a/courts/fifth-circuit/mississippi/state/supreme-court/petition-for-writ/usage/OUTPUT-petition-for-writ.docx
+++ b/courts/fifth-circuit/mississippi/state/supreme-court/petition-for-writ/usage/OUTPUT-petition-for-writ.docx
@@ -900,9 +900,7 @@
               <w:t xml:space="preserve"> </w:t>
             </w:r>
             <w:r>
-              <w:t xml:space="preserve">373</w:t>
-              <w:noBreakHyphen/>
-              <w:t xml:space="preserve">3000</w:t>
+              <w:t xml:space="preserve">373-⁠3000</w:t>
             </w:r>
           </w:p>
           <w:p>
@@ -1100,9 +1098,7 @@
               <w:t xml:space="preserve"> </w:t>
             </w:r>
             <w:r>
-              <w:t xml:space="preserve">259</w:t>
-              <w:noBreakHyphen/>
-              <w:t xml:space="preserve">8484</w:t>
+              <w:t xml:space="preserve">259-⁠8484</w:t>
             </w:r>
           </w:p>
           <w:p>
@@ -1264,9 +1260,7 @@
               <w:t xml:space="preserve"> </w:t>
             </w:r>
             <w:r>
-              <w:t xml:space="preserve">637</w:t>
-              <w:noBreakHyphen/>
-              <w:t xml:space="preserve">3777</w:t>
+              <w:t xml:space="preserve">637-⁠3777</w:t>
             </w:r>
           </w:p>
           <w:p>
@@ -2017,13 +2011,7 @@
         <w:t xml:space="preserve">Jackson Women’s Health Organization</w:t>
       </w:r>
       <w:r>
-        <w:t xml:space="preserve">, No. 19</w:t>
-      </w:r>
-      <w:r>
-        <w:noBreakHyphen/>
-      </w:r>
-      <w:r>
-        <w:t xml:space="preserve">1392, 597 U.S. __ (2022), overruling</w:t>
+        <w:t xml:space="preserve">, No. 19-⁠1392, 597 U.S. __ (2022), overruling</w:t>
       </w:r>
       <w:r>
         <w:t xml:space="preserve"> </w:t>
@@ -2744,13 +2732,7 @@
         <w:pStyle w:val="BodyText"/>
       </w:pPr>
       <w:r>
-        <w:t xml:space="preserve">On the evening on June 30, this Court issued an order appointing the Honorable Debbra K. Halford, Judge of the Fourth Chancery Court District. Appointing Order (2022-AP</w:t>
-      </w:r>
-      <w:r>
-        <w:noBreakHyphen/>
-      </w:r>
-      <w:r>
-        <w:t xml:space="preserve">00648, Order No. 242472. Special Chancellor Halford set a hearing on Petitioners’ request for temporary injunctive relief for July 5. Order Setting Hearing, Dkt. No. 31.</w:t>
+        <w:t xml:space="preserve">On the evening on June 30, this Court issued an order appointing the Honorable Debbra K. Halford, Judge of the Fourth Chancery Court District. Appointing Order (2022-AP-⁠00648, Order No. 242472. Special Chancellor Halford set a hearing on Petitioners’ request for temporary injunctive relief for July 5. Order Setting Hearing, Dkt. No. 31.</w:t>
       </w:r>
     </w:p>
     <w:p>
@@ -2770,7 +2752,7 @@
         <w:t xml:space="preserve"> </w:t>
       </w:r>
       <w:r>
-        <w:t xml:space="preserve">The prayer began: “Lord, we pray for the presence of your Holy Spirit in this courtroom today. . . . We seek your truth, not our own. We seek your wisdom, not our own. Bless and inspire Judge Halford in her deliberations and judgments here today.”</w:t>
+        <w:t xml:space="preserve">The prayer began: “Lord, we pray for the presence of your Holy Spirit in this courtroom today. ⁠. ⁠. ⁠. We seek your truth, not our own. We seek your wisdom, not our own. Bless and inspire Judge Halford in her deliberations and judgments here today.”</w:t>
       </w:r>
       <w:r>
         <w:t xml:space="preserve"> </w:t>
@@ -3137,7 +3119,7 @@
         <w:t xml:space="preserve"> </w:t>
       </w:r>
       <w:r>
-        <w:t xml:space="preserve">195 So. 2d 62, 64–65 (Miss. 1967)). The Court “should take into consideration the variety of circumstances . . . among other things, the facts of the particular case, the consequences of granting the writ and the nature of the wrong which would result from the refusal to grant the writ.”</w:t>
+        <w:t xml:space="preserve">195 So. 2d 62, 64–65 (Miss. 1967)). The Court “should take into consideration the variety of circumstances ⁠. ⁠. ⁠. among other things, the facts of the particular case, the consequences of granting the writ and the nature of the wrong which would result from the refusal to grant the writ.”</w:t>
       </w:r>
       <w:r>
         <w:t xml:space="preserve"> </w:t>
@@ -3818,7 +3800,7 @@
         <w:t xml:space="preserve">Smith</w:t>
       </w:r>
       <w:r>
-        <w:t xml:space="preserve">, 594 So. 2d 596, 604 (Miss. 1992). And “[i]t requires little awareness of personal prejudice and human nature to know that, generally speaking, no aspect[] of life is more personal and private than those having to do with one’s . . . reproductive system.”</w:t>
+        <w:t xml:space="preserve">, 594 So. 2d 596, 604 (Miss. 1992). And “[i]t requires little awareness of personal prejudice and human nature to know that, generally speaking, no aspect[] of life is more personal and private than those having to do with one’s ⁠. ⁠. ⁠. reproductive system.”</w:t>
       </w:r>
       <w:r>
         <w:t xml:space="preserve"> </w:t>
@@ -4246,13 +4228,7 @@
         <w:t xml:space="preserve"> </w:t>
       </w:r>
       <w:r>
-        <w:t xml:space="preserve">No. 19</w:t>
-      </w:r>
-      <w:r>
-        <w:noBreakHyphen/>
-      </w:r>
-      <w:r>
-        <w:t xml:space="preserve">1392, 2022 WL 2276808 (U.S. June 24, 2022). This state also punished those who had children—selectively supporting families and erecting barriers to parents’ employment, with the impact falling most heavily on Black women and families. To take just one example, two Black mothers pursuing work as teachers’ aides challenged a local Mississippi school district policy excluding unmarried parents from jobs.</w:t>
+        <w:t xml:space="preserve">No. 19-⁠1392, 2022 WL 2276808 (U.S. June 24, 2022). This state also punished those who had children—selectively supporting families and erecting barriers to parents’ employment, with the impact falling most heavily on Black women and families. To take just one example, two Black mothers pursuing work as teachers’ aides challenged a local Mississippi school district policy excluding unmarried parents from jobs.</w:t>
       </w:r>
       <w:r>
         <w:t xml:space="preserve"> </w:t>
@@ -4326,7 +4302,7 @@
         <w:t xml:space="preserve">id</w:t>
       </w:r>
       <w:r>
-        <w:t xml:space="preserve">. at 30 (evidence showed that “[n]o white person had been . . . denied employment” under the policy).</w:t>
+        <w:t xml:space="preserve">. at 30 (evidence showed that “[n]o white person had been ⁠. ⁠. ⁠. denied employment” under the policy).</w:t>
       </w:r>
     </w:p>
     <w:p>
@@ -5027,7 +5003,7 @@
         <w:t xml:space="preserve">Fordice</w:t>
       </w:r>
       <w:r>
-        <w:t xml:space="preserve">, 716 So. 2d at 666. The State’s notion that federal constitutional law is determinative—especially absent clear statements by this Court—would fundamentally rewrite state constitutional interpretation canons while rejecting the independent authority of the state courts to interpret their state constitutions. It contradicts what this Court “fully recognize[s:] . . . that decisions of the Supreme Court of the United States construing provisions of the federal constitution are not binding on a state court construing similar provisions of its own state constitution.”</w:t>
+        <w:t xml:space="preserve">, 716 So. 2d at 666. The State’s notion that federal constitutional law is determinative—especially absent clear statements by this Court—would fundamentally rewrite state constitutional interpretation canons while rejecting the independent authority of the state courts to interpret their state constitutions. It contradicts what this Court “fully recognize[s:] ⁠. ⁠. ⁠. that decisions of the Supreme Court of the United States construing provisions of the federal constitution are not binding on a state court construing similar provisions of its own state constitution.”</w:t>
       </w:r>
       <w:r>
         <w:t xml:space="preserve"> </w:t>
@@ -5109,7 +5085,7 @@
         <w:t xml:space="preserve">State</w:t>
       </w:r>
       <w:r>
-        <w:t xml:space="preserve">, 336 So. 3d 134, 147 (Miss. Ct. App. 2020) (“[W]e will continue to follow the [Mississippi] Supreme Court’s directly on-point decisions . . . until the [Mississippi] Supreme Court itself has overruled those decisions.”). This Court has given no such directive.</w:t>
+        <w:t xml:space="preserve">, 336 So. 3d 134, 147 (Miss. Ct. App. 2020) (“[W]e will continue to follow the [Mississippi] Supreme Court’s directly on-point decisions ⁠. ⁠. ⁠. until the [Mississippi] Supreme Court itself has overruled those decisions.”). This Court has given no such directive.</w:t>
       </w:r>
     </w:p>
     <w:p>
@@ -5281,7 +5257,7 @@
         <w:pStyle w:val="BodyText"/>
       </w:pPr>
       <w:r>
-        <w:t xml:space="preserve">“The true object and purpose of an interlocutory injunction is to hold and preserve in status quo . . . until the court is able to finally adjudicate the rights and duties of the parties.”</w:t>
+        <w:t xml:space="preserve">“The true object and purpose of an interlocutory injunction is to hold and preserve in status quo ⁠. ⁠. ⁠. until the court is able to finally adjudicate the rights and duties of the parties.”</w:t>
       </w:r>
       <w:r>
         <w:t xml:space="preserve"> </w:t>
@@ -5857,7 +5833,7 @@
         <w:pStyle w:val="BodyText"/>
       </w:pPr>
       <w:r>
-        <w:t xml:space="preserve">The Chancery Court dismissed the harms arising from the constitutional violation, and minimized the risk of pregnancy and childbirth, stating harms to Petitioners’ patients “boil down to economic harms . . . to [] patients for the costs of delivery and caring for unwanted children.” Order 6–7. In fact, Mississippians forced to continue their pregnancies and give birth face grave risk: in this state, continuing a pregnancy and giving birth to a child is more than *75 times* more dangerous than having an abortion, and even greater for Black Mississippians. Carr-Ellis Aff. ¶¶ 14, 23. Further, for the approximately one-third of pregnancies that end in a C-section, patients will have a major abdominal surgery that carries risks of infection, hemorrhage, and damage to internal organs.</w:t>
+        <w:t xml:space="preserve">The Chancery Court dismissed the harms arising from the constitutional violation, and minimized the risk of pregnancy and childbirth, stating harms to Petitioners’ patients “boil down to economic harms ⁠. ⁠. ⁠. to [] patients for the costs of delivery and caring for unwanted children.” Order 6–7. In fact, Mississippians forced to continue their pregnancies and give birth face grave risk: in this state, continuing a pregnancy and giving birth to a child is more than *75 times* more dangerous than having an abortion, and even greater for Black Mississippians. Carr-Ellis Aff. ¶¶ 14, 23. Further, for the approximately one-third of pregnancies that end in a C-section, patients will have a major abdominal surgery that carries risks of infection, hemorrhage, and damage to internal organs.</w:t>
       </w:r>
       <w:r>
         <w:t xml:space="preserve"> </w:t>
@@ -5870,7 +5846,7 @@
         <w:t xml:space="preserve">Id</w:t>
       </w:r>
       <w:r>
-        <w:t xml:space="preserve">. ¶ 23. And, although the Chancery Court “acknowledge[d] the . . . perceived loss of life opportunities [Petitioners’ patients] will face” is “irreparable from those patients’ perspectives,” Order 7, it failed to credit the well-documented long-term consequences of being denied a wanted abortion, for birthing people, their children, and their families.</w:t>
+        <w:t xml:space="preserve">. ¶ 23. And, although the Chancery Court “acknowledge[d] the ⁠. ⁠. ⁠. perceived loss of life opportunities [Petitioners’ patients] will face” is “irreparable from those patients’ perspectives,” Order 7, it failed to credit the well-documented long-term consequences of being denied a wanted abortion, for birthing people, their children, and their families.</w:t>
       </w:r>
       <w:r>
         <w:t xml:space="preserve"> </w:t>
@@ -5910,7 +5886,7 @@
         <w:t xml:space="preserve"> </w:t>
       </w:r>
       <w:r>
-        <w:t xml:space="preserve">Order 7–8. The State, however, will suffer no injury, because an injunction will simply preserve the status quo that has existed in this state for nearly 50 years. Further, “in this state . . . we do not sacrifice rights to mere interests.”</w:t>
+        <w:t xml:space="preserve">Order 7–8. The State, however, will suffer no injury, because an injunction will simply preserve the status quo that has existed in this state for nearly 50 years. Further, “in this state ⁠. ⁠. ⁠. we do not sacrifice rights to mere interests.”</w:t>
       </w:r>
       <w:r>
         <w:t xml:space="preserve"> </w:t>
@@ -6390,9 +6366,7 @@
                     <w:t xml:space="preserve"> </w:t>
                   </w:r>
                   <w:r>
-                    <w:t xml:space="preserve">259</w:t>
-                    <w:noBreakHyphen/>
-                    <w:t xml:space="preserve">8484</w:t>
+                    <w:t xml:space="preserve">259-⁠8484</w:t>
                   </w:r>
                 </w:p>
                 <w:p>
@@ -7042,9 +7016,7 @@
                     <w:t xml:space="preserve"> </w:t>
                   </w:r>
                   <w:r>
-                    <w:t xml:space="preserve">259</w:t>
-                    <w:noBreakHyphen/>
-                    <w:t xml:space="preserve">8484</w:t>
+                    <w:t xml:space="preserve">259-⁠8484</w:t>
                   </w:r>
                 </w:p>
                 <w:p>
@@ -7193,7 +7165,7 @@
         <w:t xml:space="preserve"> </w:t>
       </w:r>
       <w:r>
-        <w:t xml:space="preserve">Mississippi Trigger Law Hearing (July 5, 2022), https://​www.​youtube.​com/​watch?​v=4M5D1BupC2U&amp;t=38s.</w:t>
+        <w:t xml:space="preserve">Mississippi Trigger Law Hearing (July 5, 2022), https://​www.​youtube.​com/​watch?​v=4M5D1BupC2U&amp;​t=38s.</w:t>
       </w:r>
     </w:p>
   </w:footnote>
@@ -8013,7 +7985,7 @@
     <w:qFormat/>
     <w:pPr>
       <w:keepLines/>
-      <w:spacing w:before="0" w:after="120" w:line="253" w:lineRule="exact"/>
+      <w:spacing w:before="26" w:after="120" w:line="253" w:lineRule="exact"/>
     </w:pPr>
     <w:rPr>
       <w:sz w:val="22"/>
